--- a/fra/docx/20.content.docx
+++ b/fra/docx/20.content.docx
@@ -19,7 +19,7 @@
         <w:rPr>
           <w:lang w:val="fr_FR" w:bidi="fr_FR"/>
         </w:rPr>
-        <w:t>Resource: Notes d'étude - Introductions aux livres (Tyndale)</w:t>
+        <w:t>Resource: Tyndale Open Study Notes</w:t>
       </w:r>
       <w:r>
         <w:rPr>
@@ -112,7 +112,7 @@
         <w:rPr>
           <w:lang w:val="fr_FR" w:bidi="fr_FR"/>
         </w:rPr>
-        <w:t>Notes d'étude - Introductions aux livres (Tyndale)</w:t>
+        <w:t>Tyndale Open Study Notes</w:t>
       </w:r>
     </w:p>
     <w:p>

--- a/fra/docx/20.content.docx
+++ b/fra/docx/20.content.docx
@@ -19,7 +19,7 @@
         <w:rPr>
           <w:lang w:val="fr_FR" w:bidi="fr_FR"/>
         </w:rPr>
-        <w:t>Resource: Tyndale Open Study Notes</w:t>
+        <w:t>Resource: Aquifer Open Study Notes (Book Intros)</w:t>
       </w:r>
       <w:r>
         <w:rPr>
@@ -112,7 +112,7 @@
         <w:rPr>
           <w:lang w:val="fr_FR" w:bidi="fr_FR"/>
         </w:rPr>
-        <w:t>Tyndale Open Study Notes</w:t>
+        <w:t>Aquifer Open Study Notes (Book Intros)</w:t>
       </w:r>
     </w:p>
     <w:p>

--- a/fra/docx/20.content.docx
+++ b/fra/docx/20.content.docx
@@ -297,36 +297,24 @@
         </w:rPr>
         <w:t>Les Proverbes constituent une anthologie de sagesse (regroupant des dictons, des conseils, des instructions et des avertissements), transmise par les anciens d’Israël. Le livre se divise en deux sections principales : il commence par une série de discours adressés par un père à son fils (</w:t>
       </w:r>
-      <w:hyperlink r:id="rId13">
-        <w:r>
-          <w:rPr>
-            <w:lang w:val="fr_FR" w:bidi="fr_FR"/>
-          </w:rPr>
-          <w:rPr>
-            <w:color w:val="0000EE"/>
-            <w:u w:val="single"/>
-          </w:rPr>
-          <w:t>chap. 1–9</w:t>
-        </w:r>
-      </w:hyperlink>
+      <w:r>
+        <w:rPr>
+          <w:lang w:val="fr_FR" w:bidi="fr_FR"/>
+        </w:rPr>
+        <w:t>chap. 1–9</w:t>
+      </w:r>
       <w:r>
         <w:rPr>
           <w:lang w:val="fr_FR" w:bidi="fr_FR"/>
         </w:rPr>
         <w:t>), suivie d'une collection de dictons de sagesse (</w:t>
       </w:r>
-      <w:hyperlink r:id="rId14">
-        <w:r>
-          <w:rPr>
-            <w:lang w:val="fr_FR" w:bidi="fr_FR"/>
-          </w:rPr>
-          <w:rPr>
-            <w:color w:val="0000EE"/>
-            <w:u w:val="single"/>
-          </w:rPr>
-          <w:t>chap. 10–31</w:t>
-        </w:r>
-      </w:hyperlink>
+      <w:r>
+        <w:rPr>
+          <w:lang w:val="fr_FR" w:bidi="fr_FR"/>
+        </w:rPr>
+        <w:t>chap. 10–31</w:t>
+      </w:r>
       <w:r>
         <w:rPr>
           <w:lang w:val="fr_FR" w:bidi="fr_FR"/>
@@ -426,18 +414,12 @@
         </w:rPr>
         <w:t xml:space="preserve"> (</w:t>
       </w:r>
-      <w:hyperlink r:id="rId15">
-        <w:r>
-          <w:rPr>
-            <w:lang w:val="fr_FR" w:bidi="fr_FR"/>
-          </w:rPr>
-          <w:rPr>
-            <w:color w:val="0000EE"/>
-            <w:u w:val="single"/>
-          </w:rPr>
-          <w:t>10.26</w:t>
-        </w:r>
-      </w:hyperlink>
+      <w:r>
+        <w:rPr>
+          <w:lang w:val="fr_FR" w:bidi="fr_FR"/>
+        </w:rPr>
+        <w:t>10.26</w:t>
+      </w:r>
       <w:r>
         <w:rPr>
           <w:lang w:val="fr_FR" w:bidi="fr_FR"/>
@@ -503,18 +485,12 @@
         </w:rPr>
         <w:t xml:space="preserve"> (</w:t>
       </w:r>
-      <w:hyperlink r:id="rId16">
-        <w:r>
-          <w:rPr>
-            <w:lang w:val="fr_FR" w:bidi="fr_FR"/>
-          </w:rPr>
-          <w:rPr>
-            <w:color w:val="0000EE"/>
-            <w:u w:val="single"/>
-          </w:rPr>
-          <w:t>16.13</w:t>
-        </w:r>
-      </w:hyperlink>
+      <w:r>
+        <w:rPr>
+          <w:lang w:val="fr_FR" w:bidi="fr_FR"/>
+        </w:rPr>
+        <w:t>16.13</w:t>
+      </w:r>
       <w:r>
         <w:rPr>
           <w:lang w:val="fr_FR" w:bidi="fr_FR"/>
@@ -580,18 +556,12 @@
         </w:rPr>
         <w:t xml:space="preserve"> (</w:t>
       </w:r>
-      <w:hyperlink r:id="rId17">
-        <w:r>
-          <w:rPr>
-            <w:lang w:val="fr_FR" w:bidi="fr_FR"/>
-          </w:rPr>
-          <w:rPr>
-            <w:color w:val="0000EE"/>
-            <w:u w:val="single"/>
-          </w:rPr>
-          <w:t>14.1</w:t>
-        </w:r>
-      </w:hyperlink>
+      <w:r>
+        <w:rPr>
+          <w:lang w:val="fr_FR" w:bidi="fr_FR"/>
+        </w:rPr>
+        <w:t>14.1</w:t>
+      </w:r>
       <w:r>
         <w:rPr>
           <w:lang w:val="fr_FR" w:bidi="fr_FR"/>
@@ -638,18 +608,12 @@
         </w:rPr>
         <w:t xml:space="preserve"> (</w:t>
       </w:r>
-      <w:hyperlink r:id="rId18">
-        <w:r>
-          <w:rPr>
-            <w:lang w:val="fr_FR" w:bidi="fr_FR"/>
-          </w:rPr>
-          <w:rPr>
-            <w:color w:val="0000EE"/>
-            <w:u w:val="single"/>
-          </w:rPr>
-          <w:t>15.16</w:t>
-        </w:r>
-      </w:hyperlink>
+      <w:r>
+        <w:rPr>
+          <w:lang w:val="fr_FR" w:bidi="fr_FR"/>
+        </w:rPr>
+        <w:t>15.16</w:t>
+      </w:r>
       <w:r>
         <w:rPr>
           <w:lang w:val="fr_FR" w:bidi="fr_FR"/>
@@ -695,54 +659,36 @@
         </w:rPr>
         <w:t>Le livre des Proverbes trouve son origine avec Salomon (</w:t>
       </w:r>
-      <w:hyperlink r:id="rId19">
-        <w:r>
-          <w:rPr>
-            <w:lang w:val="fr_FR" w:bidi="fr_FR"/>
-          </w:rPr>
-          <w:rPr>
-            <w:color w:val="0000EE"/>
-            <w:u w:val="single"/>
-          </w:rPr>
-          <w:t>1.1</w:t>
-        </w:r>
-      </w:hyperlink>
+      <w:r>
+        <w:rPr>
+          <w:lang w:val="fr_FR" w:bidi="fr_FR"/>
+        </w:rPr>
+        <w:t>1.1</w:t>
+      </w:r>
       <w:r>
         <w:rPr>
           <w:lang w:val="fr_FR" w:bidi="fr_FR"/>
         </w:rPr>
         <w:t>), roi réputé pour sa sagesse (</w:t>
       </w:r>
-      <w:hyperlink r:id="rId20">
-        <w:r>
-          <w:rPr>
-            <w:lang w:val="fr_FR" w:bidi="fr_FR"/>
-          </w:rPr>
-          <w:rPr>
-            <w:color w:val="0000EE"/>
-            <w:u w:val="single"/>
-          </w:rPr>
-          <w:t>1R 3.5–15</w:t>
-        </w:r>
-      </w:hyperlink>
+      <w:r>
+        <w:rPr>
+          <w:lang w:val="fr_FR" w:bidi="fr_FR"/>
+        </w:rPr>
+        <w:t>1R 3.5–15</w:t>
+      </w:r>
       <w:r>
         <w:rPr>
           <w:lang w:val="fr_FR" w:bidi="fr_FR"/>
         </w:rPr>
         <w:t>) qui a rassemblé de nombreux dictons et composé ses propres maximes (</w:t>
       </w:r>
-      <w:hyperlink r:id="rId21">
-        <w:r>
-          <w:rPr>
-            <w:lang w:val="fr_FR" w:bidi="fr_FR"/>
-          </w:rPr>
-          <w:rPr>
-            <w:color w:val="0000EE"/>
-            <w:u w:val="single"/>
-          </w:rPr>
-          <w:t>1R 4.29–32</w:t>
-        </w:r>
-      </w:hyperlink>
+      <w:r>
+        <w:rPr>
+          <w:lang w:val="fr_FR" w:bidi="fr_FR"/>
+        </w:rPr>
+        <w:t>1R 4.29–32</w:t>
+      </w:r>
       <w:r>
         <w:rPr>
           <w:lang w:val="fr_FR" w:bidi="fr_FR"/>
@@ -761,90 +707,60 @@
         </w:rPr>
         <w:t xml:space="preserve"> » ont collecté d'autres proverbes attribués à Salomon et les ont intégrés à l'ensemble (</w:t>
       </w:r>
-      <w:hyperlink r:id="rId22">
-        <w:r>
-          <w:rPr>
-            <w:lang w:val="fr_FR" w:bidi="fr_FR"/>
-          </w:rPr>
-          <w:rPr>
-            <w:color w:val="0000EE"/>
-            <w:u w:val="single"/>
-          </w:rPr>
-          <w:t>Pr 25.1</w:t>
-        </w:r>
-      </w:hyperlink>
+      <w:r>
+        <w:rPr>
+          <w:lang w:val="fr_FR" w:bidi="fr_FR"/>
+        </w:rPr>
+        <w:t>Pr 25.1</w:t>
+      </w:r>
       <w:r>
         <w:rPr>
           <w:lang w:val="fr_FR" w:bidi="fr_FR"/>
         </w:rPr>
         <w:t>). D'autres auteurs ou éditeurs sont également mentionnés dans le livre, comme Agur (</w:t>
       </w:r>
-      <w:hyperlink r:id="rId23">
-        <w:r>
-          <w:rPr>
-            <w:lang w:val="fr_FR" w:bidi="fr_FR"/>
-          </w:rPr>
-          <w:rPr>
-            <w:color w:val="0000EE"/>
-            <w:u w:val="single"/>
-          </w:rPr>
-          <w:t>30.1</w:t>
-        </w:r>
-      </w:hyperlink>
+      <w:r>
+        <w:rPr>
+          <w:lang w:val="fr_FR" w:bidi="fr_FR"/>
+        </w:rPr>
+        <w:t>30.1</w:t>
+      </w:r>
       <w:r>
         <w:rPr>
           <w:lang w:val="fr_FR" w:bidi="fr_FR"/>
         </w:rPr>
         <w:t>), Lemuel (</w:t>
       </w:r>
-      <w:hyperlink r:id="rId24">
-        <w:r>
-          <w:rPr>
-            <w:lang w:val="fr_FR" w:bidi="fr_FR"/>
-          </w:rPr>
-          <w:rPr>
-            <w:color w:val="0000EE"/>
-            <w:u w:val="single"/>
-          </w:rPr>
-          <w:t>31.1</w:t>
-        </w:r>
-      </w:hyperlink>
+      <w:r>
+        <w:rPr>
+          <w:lang w:val="fr_FR" w:bidi="fr_FR"/>
+        </w:rPr>
+        <w:t>31.1</w:t>
+      </w:r>
       <w:r>
         <w:rPr>
           <w:lang w:val="fr_FR" w:bidi="fr_FR"/>
         </w:rPr>
         <w:t>), ainsi que « les sages » (</w:t>
       </w:r>
-      <w:hyperlink r:id="rId25">
-        <w:r>
-          <w:rPr>
-            <w:lang w:val="fr_FR" w:bidi="fr_FR"/>
-          </w:rPr>
-          <w:rPr>
-            <w:color w:val="0000EE"/>
-            <w:u w:val="single"/>
-          </w:rPr>
-          <w:t>22.17</w:t>
-        </w:r>
-      </w:hyperlink>
+      <w:r>
+        <w:rPr>
+          <w:lang w:val="fr_FR" w:bidi="fr_FR"/>
+        </w:rPr>
+        <w:t>22.17</w:t>
+      </w:r>
       <w:r>
         <w:rPr>
           <w:lang w:val="fr_FR" w:bidi="fr_FR"/>
         </w:rPr>
         <w:t xml:space="preserve"> ; </w:t>
       </w:r>
-      <w:hyperlink r:id="rId26">
-        <w:r>
-          <w:rPr>
-            <w:lang w:val="fr_FR" w:bidi="fr_FR"/>
-          </w:rPr>
-          <w:rPr>
-            <w:color w:val="0000EE"/>
-            <w:u w:val="single"/>
-          </w:rPr>
-          <w:t>24.23</w:t>
-        </w:r>
-      </w:hyperlink>
+      <w:r>
+        <w:rPr>
+          <w:lang w:val="fr_FR" w:bidi="fr_FR"/>
+        </w:rPr>
+        <w:t>24.23</w:t>
+      </w:r>
       <w:r>
         <w:rPr>
           <w:lang w:val="fr_FR" w:bidi="fr_FR"/>
@@ -865,18 +781,12 @@
         </w:rPr>
         <w:t>Certaines sections témoignent de l'influence des peuples voisins. C’est le cas des « trente paroles » des sages (</w:t>
       </w:r>
-      <w:hyperlink r:id="rId27">
-        <w:r>
-          <w:rPr>
-            <w:lang w:val="fr_FR" w:bidi="fr_FR"/>
-          </w:rPr>
-          <w:rPr>
-            <w:color w:val="0000EE"/>
-            <w:u w:val="single"/>
-          </w:rPr>
-          <w:t>22.17–24.22</w:t>
-        </w:r>
-      </w:hyperlink>
+      <w:r>
+        <w:rPr>
+          <w:lang w:val="fr_FR" w:bidi="fr_FR"/>
+        </w:rPr>
+        <w:t>22.17–24.22</w:t>
+      </w:r>
       <w:r>
         <w:rPr>
           <w:lang w:val="fr_FR" w:bidi="fr_FR"/>
@@ -915,18 +825,12 @@
           <w:lang w:val="fr_FR" w:bidi="fr_FR"/>
         </w:rPr>
       </w:r>
-      <w:hyperlink r:id="rId28">
-        <w:r>
-          <w:rPr>
-            <w:lang w:val="fr_FR" w:bidi="fr_FR"/>
-          </w:rPr>
-          <w:rPr>
-            <w:color w:val="0000EE"/>
-            <w:u w:val="single"/>
-          </w:rPr>
-          <w:t>Pr 1.8–9.18</w:t>
-        </w:r>
-      </w:hyperlink>
+      <w:r>
+        <w:rPr>
+          <w:lang w:val="fr_FR" w:bidi="fr_FR"/>
+        </w:rPr>
+        <w:t>Pr 1.8–9.18</w:t>
+      </w:r>
       <w:r>
         <w:rPr>
           <w:lang w:val="fr_FR" w:bidi="fr_FR"/>
@@ -946,18 +850,12 @@
         </w:rPr>
         <w:t xml:space="preserve">, un texte égyptien destiné à un élève. Toutefois, la mention fréquente de la « mère » dans les Proverbes (par ex., </w:t>
       </w:r>
-      <w:hyperlink r:id="rId29">
-        <w:r>
-          <w:rPr>
-            <w:lang w:val="fr_FR" w:bidi="fr_FR"/>
-          </w:rPr>
-          <w:rPr>
-            <w:color w:val="0000EE"/>
-            <w:u w:val="single"/>
-          </w:rPr>
-          <w:t>1.8</w:t>
-        </w:r>
-      </w:hyperlink>
+      <w:r>
+        <w:rPr>
+          <w:lang w:val="fr_FR" w:bidi="fr_FR"/>
+        </w:rPr>
+        <w:t>1.8</w:t>
+      </w:r>
       <w:r>
         <w:rPr>
           <w:lang w:val="fr_FR" w:bidi="fr_FR"/>
@@ -978,72 +876,48 @@
         </w:rPr>
         <w:t>Une grande partie du contenu vise principalement les jeunes hommes, comme en témoignent les nombreux avertissements contre les femmes immorales. Néanmoins, le public visé est bien plus large. Le livre cherche à transmettre la sagesse à tous (</w:t>
       </w:r>
-      <w:hyperlink r:id="rId30">
-        <w:r>
-          <w:rPr>
-            <w:lang w:val="fr_FR" w:bidi="fr_FR"/>
-          </w:rPr>
-          <w:rPr>
-            <w:color w:val="0000EE"/>
-            <w:u w:val="single"/>
-          </w:rPr>
-          <w:t>1.2</w:t>
-        </w:r>
-      </w:hyperlink>
+      <w:r>
+        <w:rPr>
+          <w:lang w:val="fr_FR" w:bidi="fr_FR"/>
+        </w:rPr>
+        <w:t>1.2</w:t>
+      </w:r>
       <w:r>
         <w:rPr>
           <w:lang w:val="fr_FR" w:bidi="fr_FR"/>
         </w:rPr>
         <w:t>), tant aux simples (</w:t>
       </w:r>
-      <w:hyperlink r:id="rId31">
-        <w:r>
-          <w:rPr>
-            <w:lang w:val="fr_FR" w:bidi="fr_FR"/>
-          </w:rPr>
-          <w:rPr>
-            <w:color w:val="0000EE"/>
-            <w:u w:val="single"/>
-          </w:rPr>
-          <w:t>1.4</w:t>
-        </w:r>
-      </w:hyperlink>
+      <w:r>
+        <w:rPr>
+          <w:lang w:val="fr_FR" w:bidi="fr_FR"/>
+        </w:rPr>
+        <w:t>1.4</w:t>
+      </w:r>
       <w:r>
         <w:rPr>
           <w:lang w:val="fr_FR" w:bidi="fr_FR"/>
         </w:rPr>
         <w:t>) qu'aux sages (</w:t>
       </w:r>
-      <w:hyperlink r:id="rId32">
-        <w:r>
-          <w:rPr>
-            <w:lang w:val="fr_FR" w:bidi="fr_FR"/>
-          </w:rPr>
-          <w:rPr>
-            <w:color w:val="0000EE"/>
-            <w:u w:val="single"/>
-          </w:rPr>
-          <w:t>1.5</w:t>
-        </w:r>
-      </w:hyperlink>
+      <w:r>
+        <w:rPr>
+          <w:lang w:val="fr_FR" w:bidi="fr_FR"/>
+        </w:rPr>
+        <w:t>1.5</w:t>
+      </w:r>
       <w:r>
         <w:rPr>
           <w:lang w:val="fr_FR" w:bidi="fr_FR"/>
         </w:rPr>
         <w:t>). Les Proverbes s’adressent à chacun, même si tous ne seront pas disposés à les recevoir (</w:t>
       </w:r>
-      <w:hyperlink r:id="rId33">
-        <w:r>
-          <w:rPr>
-            <w:lang w:val="fr_FR" w:bidi="fr_FR"/>
-          </w:rPr>
-          <w:rPr>
-            <w:color w:val="0000EE"/>
-            <w:u w:val="single"/>
-          </w:rPr>
-          <w:t>1.7</w:t>
-        </w:r>
-      </w:hyperlink>
+      <w:r>
+        <w:rPr>
+          <w:lang w:val="fr_FR" w:bidi="fr_FR"/>
+        </w:rPr>
+        <w:t>1.7</w:t>
+      </w:r>
       <w:r>
         <w:rPr>
           <w:lang w:val="fr_FR" w:bidi="fr_FR"/>
@@ -1129,18 +1003,12 @@
         </w:rPr>
         <w:t>À première vue, certains conseils du livre semblent se contredire. Pourtant, en lisant attentivement, on comprend que chaque maxime s’applique dans un contexte particulier. Faut-il répondre aux propos d’un insensé, ou vaut-il mieux garder le silence (</w:t>
       </w:r>
-      <w:hyperlink r:id="rId34">
-        <w:r>
-          <w:rPr>
-            <w:lang w:val="fr_FR" w:bidi="fr_FR"/>
-          </w:rPr>
-          <w:rPr>
-            <w:color w:val="0000EE"/>
-            <w:u w:val="single"/>
-          </w:rPr>
-          <w:t>26.4–5</w:t>
-        </w:r>
-      </w:hyperlink>
+      <w:r>
+        <w:rPr>
+          <w:lang w:val="fr_FR" w:bidi="fr_FR"/>
+        </w:rPr>
+        <w:t>26.4–5</w:t>
+      </w:r>
       <w:r>
         <w:rPr>
           <w:lang w:val="fr_FR" w:bidi="fr_FR"/>
@@ -1161,18 +1029,12 @@
         </w:rPr>
         <w:t xml:space="preserve">La sagesse des Proverbes est pratique, mais elle repose sur bien plus qu’une simple logique de bon sens. Elle trouve sa source dans une relation de respect et de confiance envers Dieu. C’est ce que résume Proverbes </w:t>
       </w:r>
-      <w:hyperlink r:id="rId33">
-        <w:r>
-          <w:rPr>
-            <w:lang w:val="fr_FR" w:bidi="fr_FR"/>
-          </w:rPr>
-          <w:rPr>
-            <w:color w:val="0000EE"/>
-            <w:u w:val="single"/>
-          </w:rPr>
-          <w:t>1.7</w:t>
-        </w:r>
-      </w:hyperlink>
+      <w:r>
+        <w:rPr>
+          <w:lang w:val="fr_FR" w:bidi="fr_FR"/>
+        </w:rPr>
+        <w:t>1.7</w:t>
+      </w:r>
       <w:r>
         <w:rPr>
           <w:lang w:val="fr_FR" w:bidi="fr_FR"/>
